--- a/docs/outputs/01_Design/gsr_purpose_and_pilot_summary/20261012_Pilot-One-Pager.docx
+++ b/docs/outputs/01_Design/gsr_purpose_and_pilot_summary/20261012_Pilot-One-Pager.docx
@@ -1061,7 +1061,7 @@
         <w:rPr>
           <w:rtl w:val="0"/>
         </w:rPr>
-        <w:t xml:space="preserve">We propose proceeding to the full project if at least four of the five thresholds are met and the method can be fixed without redesigning the taxonomy or evidence scale. The pilot will also report whether stronger evidence goes with scaling, and how many claims held up. GSR has final authority to approve or decline scaling up, based on its own criteria.</w:t>
+        <w:t xml:space="preserve">We propose proceeding to the full project if at least three of the four thresholds are met and the method can be fixed without redesigning the taxonomy or evidence scale. The pilot will also report whether stronger evidence goes with scaling, and how many claims held up. GSR has final authority to approve or decline scaling up, based on its own criteria.</w:t>
       </w:r>
     </w:p>
     <w:p>
